--- a/website_pds_java/Chapter 1/0_TableOfContent.docx
+++ b/website_pds_java/Chapter 1/0_TableOfContent.docx
@@ -10,9 +10,12 @@
         </w:tabs>
       </w:pPr>
       <w:r>
+        <w:rPr>
+          <w:noProof/>
+        </w:rPr>
         <w:drawing>
-          <wp:inline distT="0" distB="0" distL="0" distR="0" wp14:anchorId="19E35ADA" wp14:editId="721B40D5">
-            <wp:extent cx="6858000" cy="4237355"/>
+          <wp:inline distT="0" distB="0" distL="0" distR="0" wp14:anchorId="19E35ADA" wp14:editId="59C5830F">
+            <wp:extent cx="6858000" cy="6438900"/>
             <wp:effectExtent l="0" t="0" r="0" b="0"/>
             <wp:docPr id="569448591" name="Picture 1"/>
             <wp:cNvGraphicFramePr>
@@ -34,7 +37,7 @@
                   <pic:spPr>
                     <a:xfrm>
                       <a:off x="0" y="0"/>
-                      <a:ext cx="6858000" cy="4237355"/>
+                      <a:ext cx="6858000" cy="6438900"/>
                     </a:xfrm>
                     <a:prstGeom prst="rect">
                       <a:avLst/>
@@ -72,7 +75,17 @@
             <w:tcW w:w="10790" w:type="dxa"/>
           </w:tcPr>
           <w:p>
+            <w:pPr>
+              <w:rPr>
+                <w:sz w:val="32"/>
+                <w:szCs w:val="32"/>
+              </w:rPr>
+            </w:pPr>
             <w:r>
+              <w:rPr>
+                <w:sz w:val="32"/>
+                <w:szCs w:val="32"/>
+              </w:rPr>
               <w:t>Online tutorials for self-study</w:t>
             </w:r>
           </w:p>
@@ -83,12 +96,17 @@
                 <w:ilvl w:val="0"/>
                 <w:numId w:val="23"/>
               </w:numPr>
+              <w:rPr>
+                <w:sz w:val="32"/>
+                <w:szCs w:val="32"/>
+              </w:rPr>
             </w:pPr>
             <w:r>
-              <w:t>Java for Beginners</w:t>
-            </w:r>
-            <w:r>
-              <w:t xml:space="preserve"> complete 2 hours tutorial: </w:t>
+              <w:rPr>
+                <w:sz w:val="32"/>
+                <w:szCs w:val="32"/>
+              </w:rPr>
+              <w:t xml:space="preserve">Java for Beginners complete 2 hours tutorial: </w:t>
             </w:r>
             <w:hyperlink r:id="rId9" w:history="1">
               <w:r>
@@ -97,6 +115,8 @@
                   <w:b/>
                   <w:bCs/>
                   <w:color w:val="215E99" w:themeColor="text2" w:themeTint="BF"/>
+                  <w:sz w:val="32"/>
+                  <w:szCs w:val="32"/>
                   <w:lang w:val="it-IT"/>
                 </w:rPr>
                 <w:t>https://www.youtube.com/watch?v=o33cQL6-2Sg&amp;t=19s</w:t>
@@ -104,7 +124,17 @@
             </w:hyperlink>
           </w:p>
           <w:p>
+            <w:pPr>
+              <w:rPr>
+                <w:sz w:val="32"/>
+                <w:szCs w:val="32"/>
+              </w:rPr>
+            </w:pPr>
             <w:r>
+              <w:rPr>
+                <w:sz w:val="32"/>
+                <w:szCs w:val="32"/>
+              </w:rPr>
               <w:t>Udemy Learning Platform</w:t>
             </w:r>
           </w:p>
@@ -115,11 +145,17 @@
                 <w:ilvl w:val="0"/>
                 <w:numId w:val="23"/>
               </w:numPr>
+              <w:rPr>
+                <w:sz w:val="32"/>
+                <w:szCs w:val="32"/>
+              </w:rPr>
             </w:pPr>
             <w:hyperlink r:id="rId10" w:history="1">
               <w:r>
                 <w:rPr>
                   <w:rStyle w:val="Hyperlink"/>
+                  <w:sz w:val="32"/>
+                  <w:szCs w:val="32"/>
                 </w:rPr>
                 <w:t>https://www.udemy.com/courses/search/?src=ukw&amp;q=java+tutorials</w:t>
               </w:r>
